--- a/inbox/Application Aware Networking/Book_10_FedAAN_Privileged_Access_Management.docx
+++ b/inbox/Application Aware Networking/Book_10_FedAAN_Privileged_Access_Management.docx
@@ -66,6 +66,159 @@
       </w:pPr>
       <w:r>
         <w:t xml:space="preserve">INTERNAL — NOT FOR PUBLIC DISTRIBUTION</w:t>
+      </w:r>
+    </w:p>
+    <w:tbl>
+      <w:tblPr>
+        <w:tblStyle w:val="Table"/>
+        <w:tblLook w:firstRow="0" w:lastRow="0" w:firstColumn="0" w:lastColumn="0" w:noHBand="0" w:noVBand="0" w:val="0000"/>
+        <w:tblBorders>
+          <w:top w:val="single" w:sz="4" w:space="0" w:color="EB9113"/>
+          <w:left w:val="single" w:sz="24" w:space="0" w:color="EB9113"/>
+          <w:bottom w:val="single" w:sz="4" w:space="0" w:color="EB9113"/>
+          <w:right w:val="single" w:sz="4" w:space="0" w:color="EB9113"/>
+        </w:tblBorders>
+        <w:tblCellMar>
+          <w:left w:w="144" w:type="dxa"/>
+          <w:right w:w="144" w:type="dxa"/>
+        </w:tblCellMar>
+        <w:tblLook w:firstRow="0" w:lastRow="0" w:firstColumn="0" w:lastColumn="0" w:noHBand="0" w:noVBand="0" w:val="0000"/>
+      </w:tblPr>
+      <w:tr>
+        <w:trPr>
+          <w:cantSplit/>
+        </w:trPr>
+        <w:tc>
+          <w:tcPr>
+            <w:shd w:color="auto" w:fill="fcefdc" w:val="clear"/>
+            <w:tcMar>
+              <w:top w:w="92" w:type="dxa"/>
+              <w:bottom w:w="92" w:type="dxa"/>
+            </w:tcMar>
+          </w:tcPr>
+          <w:p>
+            <w:pPr>
+              <w:pStyle w:val="BodyText"/>
+            </w:pPr>
+            <w:pPr>
+              <w:spacing w:before="0" w:after="0"/>
+              <w:textAlignment w:val="center"/>
+            </w:pPr>
+            <w:r>
+              <w:drawing>
+                <wp:inline>
+                  <wp:extent cx="152400" cy="152400"/>
+                  <wp:effectExtent b="0" l="0" r="0" t="0"/>
+                  <wp:docPr descr="" title="" id="10" name="Picture"/>
+                  <a:graphic>
+                    <a:graphicData uri="http://schemas.openxmlformats.org/drawingml/2006/picture">
+                      <pic:pic>
+                        <pic:nvPicPr>
+                          <pic:cNvPr descr="/opt/quarto/share/formats/docx/warning.png" id="11" name="Picture"/>
+                          <pic:cNvPicPr>
+                            <a:picLocks noChangeArrowheads="1" noChangeAspect="1"/>
+                          </pic:cNvPicPr>
+                        </pic:nvPicPr>
+                        <pic:blipFill>
+                          <a:blip r:embed="rId9"/>
+                          <a:stretch>
+                            <a:fillRect/>
+                          </a:stretch>
+                        </pic:blipFill>
+                        <pic:spPr bwMode="auto">
+                          <a:xfrm>
+                            <a:off x="0" y="0"/>
+                            <a:ext cx="152400" cy="152400"/>
+                          </a:xfrm>
+                          <a:prstGeom prst="rect">
+                            <a:avLst/>
+                          </a:prstGeom>
+                          <a:noFill/>
+                          <a:ln w="9525">
+                            <a:noFill/>
+                            <a:headEnd/>
+                            <a:tailEnd/>
+                          </a:ln>
+                        </pic:spPr>
+                      </pic:pic>
+                    </a:graphicData>
+                  </a:graphic>
+                </wp:inline>
+              </w:drawing>
+            </w:r>
+            <w:r>
+              <w:t xml:space="preserve"> </w:t>
+            </w:r>
+            <w:r>
+              <w:t xml:space="preserve"> </w:t>
+            </w:r>
+            <w:r>
+              <w:t xml:space="preserve">Draft Proposal — Subject to Review</w:t>
+            </w:r>
+          </w:p>
+        </w:tc>
+      </w:tr>
+      <w:tr>
+        <w:trPr>
+          <w:cantSplit/>
+        </w:trPr>
+        <w:tc>
+          <w:tcPr>
+            <w:tcMar>
+              <w:top w:w="108" w:type="dxa"/>
+              <w:bottom w:w="108" w:type="dxa"/>
+            </w:tcMar>
+          </w:tcPr>
+          <w:p>
+            <w:pPr>
+              <w:pStyle w:val="BodyText"/>
+            </w:pPr>
+            <w:pPr>
+              <w:spacing w:before="16" w:after="16"/>
+            </w:pPr>
+            <w:r>
+              <w:t xml:space="preserve">This document is a</w:t>
+            </w:r>
+            <w:r>
+              <w:t xml:space="preserve"> </w:t>
+            </w:r>
+            <w:r>
+              <w:rPr>
+                <w:b/>
+                <w:bCs/>
+              </w:rPr>
+              <w:t xml:space="preserve">draft proposal</w:t>
+            </w:r>
+            <w:r>
+              <w:t xml:space="preserve"> </w:t>
+            </w:r>
+            <w:r>
+              <w:t xml:space="preserve">developed by the</w:t>
+            </w:r>
+            <w:r>
+              <w:t xml:space="preserve"> </w:t>
+            </w:r>
+            <w:r>
+              <w:rPr>
+                <w:b/>
+                <w:bCs/>
+              </w:rPr>
+              <w:t xml:space="preserve">CSI Team (Cloud Services Infrastructure)</w:t>
+            </w:r>
+            <w:r>
+              <w:t xml:space="preserve">. It is an attempt at a comprehensive SSA-wide technical roadmap and has not been reviewed or approved by the SSA CIO Office, the Office of Information Security (OIS), or organizational leadership. All recommendations, vendor selections, control mappings, and implementation timelines are subject to revision pending formal review by the SSA CIO Office and organizational components.</w:t>
+            </w:r>
+          </w:p>
+          <w:p/>
+        </w:tc>
+      </w:tr>
+    </w:tbl>
+    <w:p>
+      <w:pPr>
+        <w:pStyle w:val="BodyText"/>
+      </w:pPr>
+      <w:r>
+        <w:t xml:space="preserve"> </w:t>
       </w:r>
     </w:p>
     <w:tbl>
@@ -109,18 +262,18 @@
                 <wp:inline>
                   <wp:extent cx="152400" cy="152400"/>
                   <wp:effectExtent b="0" l="0" r="0" t="0"/>
-                  <wp:docPr descr="" title="" id="10" name="Picture"/>
+                  <wp:docPr descr="" title="" id="13" name="Picture"/>
                   <a:graphic>
                     <a:graphicData uri="http://schemas.openxmlformats.org/drawingml/2006/picture">
                       <pic:pic>
                         <pic:nvPicPr>
-                          <pic:cNvPr descr="/opt/quarto/share/formats/docx/important.png" id="11" name="Picture"/>
+                          <pic:cNvPr descr="/opt/quarto/share/formats/docx/important.png" id="14" name="Picture"/>
                           <pic:cNvPicPr>
                             <a:picLocks noChangeArrowheads="1" noChangeAspect="1"/>
                           </pic:cNvPicPr>
                         </pic:nvPicPr>
                         <pic:blipFill>
-                          <a:blip r:embed="rId9"/>
+                          <a:blip r:embed="rId12"/>
                           <a:stretch>
                             <a:fillRect/>
                           </a:stretch>
@@ -194,7 +347,7 @@
         </w:tc>
       </w:tr>
     </w:tbl>
-    <w:bookmarkStart w:id="15" w:name="what-this-document-addresses"/>
+    <w:bookmarkStart w:id="18" w:name="what-this-document-addresses"/>
     <w:p>
       <w:pPr>
         <w:pStyle w:val="Heading1"/>
@@ -309,18 +462,18 @@
                 <wp:inline>
                   <wp:extent cx="152400" cy="152400"/>
                   <wp:effectExtent b="0" l="0" r="0" t="0"/>
-                  <wp:docPr descr="" title="" id="13" name="Picture"/>
+                  <wp:docPr descr="" title="" id="16" name="Picture"/>
                   <a:graphic>
                     <a:graphicData uri="http://schemas.openxmlformats.org/drawingml/2006/picture">
                       <pic:pic>
                         <pic:nvPicPr>
-                          <pic:cNvPr descr="/opt/quarto/share/formats/docx/note.png" id="14" name="Picture"/>
+                          <pic:cNvPr descr="/opt/quarto/share/formats/docx/note.png" id="17" name="Picture"/>
                           <pic:cNvPicPr>
                             <a:picLocks noChangeArrowheads="1" noChangeAspect="1"/>
                           </pic:cNvPicPr>
                         </pic:nvPicPr>
                         <pic:blipFill>
-                          <a:blip r:embed="rId12"/>
+                          <a:blip r:embed="rId15"/>
                           <a:stretch>
                             <a:fillRect/>
                           </a:stretch>
@@ -394,8 +547,8 @@
         </w:tc>
       </w:tr>
     </w:tbl>
-    <w:bookmarkEnd w:id="15"/>
-    <w:bookmarkStart w:id="26" w:name="the-standing-privilege-problem"/>
+    <w:bookmarkEnd w:id="18"/>
+    <w:bookmarkStart w:id="28" w:name="the-standing-privilege-problem"/>
     <w:p>
       <w:pPr>
         <w:pStyle w:val="Heading1"/>
@@ -404,7 +557,7 @@
         <w:t xml:space="preserve">2. The Standing Privilege Problem</w:t>
       </w:r>
     </w:p>
-    <w:bookmarkStart w:id="16" w:name="Xd3a60f78568d03bbde4109bfede25792c4de6c1"/>
+    <w:bookmarkStart w:id="19" w:name="Xd3a60f78568d03bbde4109bfede25792c4de6c1"/>
     <w:p>
       <w:pPr>
         <w:pStyle w:val="Heading2"/>
@@ -473,8 +626,8 @@
         <w:t xml:space="preserve">The attack surface is not theoretical. CISA AA23-278A (Scattered Spider) and Microsoft’s September 2023 threat intelligence on Storm-0558 both document adversaries that specifically targeted standing Global Admin accounts. In both cases the attackers understood that once they held a standing admin identity, all other controls were downstream and therefore controllable by them.</w:t>
       </w:r>
     </w:p>
-    <w:bookmarkEnd w:id="16"/>
-    <w:bookmarkStart w:id="17" w:name="X1820991041c032d514ce13c2af977822ddee038"/>
+    <w:bookmarkEnd w:id="19"/>
+    <w:bookmarkStart w:id="20" w:name="X1820991041c032d514ce13c2af977822ddee038"/>
     <w:p>
       <w:pPr>
         <w:pStyle w:val="Heading2"/>
@@ -519,8 +672,8 @@
         <w:t xml:space="preserve">and treat the credential migration as the security outcome. It is a necessary precondition, not a sufficient outcome. Authorization scope reduction requires a distinct mechanism: PIM.</w:t>
       </w:r>
     </w:p>
-    <w:bookmarkEnd w:id="17"/>
-    <w:bookmarkStart w:id="25" w:name="Xf9e6daf1b34bf021916e30a128f36862b57d1d2"/>
+    <w:bookmarkEnd w:id="20"/>
+    <w:bookmarkStart w:id="27" w:name="Xf9e6daf1b34bf021916e30a128f36862b57d1d2"/>
     <w:p>
       <w:pPr>
         <w:pStyle w:val="Heading2"/>
@@ -542,7 +695,7 @@
       <w:tr>
         <w:tc>
           <w:tcPr/>
-          <w:bookmarkStart w:id="21" w:name="fig-pam01"/>
+          <w:bookmarkStart w:id="24" w:name="fig-pam01"/>
           <w:p>
             <w:pPr>
               <w:pStyle w:val="Compact"/>
@@ -553,18 +706,18 @@
                 <wp:inline>
                   <wp:extent cx="5334000" cy="2051538"/>
                   <wp:effectExtent b="0" l="0" r="0" t="0"/>
-                  <wp:docPr descr="" title="" id="19" name="Picture"/>
+                  <wp:docPr descr="" title="" id="22" name="Picture"/>
                   <a:graphic>
                     <a:graphicData uri="http://schemas.openxmlformats.org/drawingml/2006/picture">
                       <pic:pic>
                         <pic:nvPicPr>
-                          <pic:cNvPr descr="figs/pam-fig-01-standing-vs-jit.png" id="20" name="Picture"/>
+                          <pic:cNvPr descr="figs/pam-fig-01-standing-vs-jit.png" id="23" name="Picture"/>
                           <pic:cNvPicPr>
                             <a:picLocks noChangeArrowheads="1" noChangeAspect="1"/>
                           </pic:cNvPicPr>
                         </pic:nvPicPr>
                         <pic:blipFill>
-                          <a:blip r:embed="rId18"/>
+                          <a:blip r:embed="rId21"/>
                           <a:stretch>
                             <a:fillRect/>
                           </a:stretch>
@@ -604,7 +757,7 @@
               <w:t xml:space="preserve">Figure 1: Before and after: standing Domain Admin with NTLM vs. JIT PIM activation flow showing the reduction in persistent exposure window</w:t>
             </w:r>
           </w:p>
-          <w:bookmarkEnd w:id="21"/>
+          <w:bookmarkEnd w:id="24"/>
         </w:tc>
       </w:tr>
     </w:tbl>
@@ -711,18 +864,18 @@
                 <wp:inline>
                   <wp:extent cx="152400" cy="152400"/>
                   <wp:effectExtent b="0" l="0" r="0" t="0"/>
-                  <wp:docPr descr="" title="" id="23" name="Picture"/>
+                  <wp:docPr descr="" title="" id="25" name="Picture"/>
                   <a:graphic>
                     <a:graphicData uri="http://schemas.openxmlformats.org/drawingml/2006/picture">
                       <pic:pic>
                         <pic:nvPicPr>
-                          <pic:cNvPr descr="/opt/quarto/share/formats/docx/warning.png" id="24" name="Picture"/>
+                          <pic:cNvPr descr="/opt/quarto/share/formats/docx/warning.png" id="26" name="Picture"/>
                           <pic:cNvPicPr>
                             <a:picLocks noChangeArrowheads="1" noChangeAspect="1"/>
                           </pic:cNvPicPr>
                         </pic:nvPicPr>
                         <pic:blipFill>
-                          <a:blip r:embed="rId22"/>
+                          <a:blip r:embed="rId9"/>
                           <a:stretch>
                             <a:fillRect/>
                           </a:stretch>
@@ -796,9 +949,9 @@
         </w:tc>
       </w:tr>
     </w:tbl>
-    <w:bookmarkEnd w:id="25"/>
-    <w:bookmarkEnd w:id="26"/>
-    <w:bookmarkStart w:id="38" w:name="entra-pim-architecture"/>
+    <w:bookmarkEnd w:id="27"/>
+    <w:bookmarkEnd w:id="28"/>
+    <w:bookmarkStart w:id="40" w:name="entra-pim-architecture"/>
     <w:p>
       <w:pPr>
         <w:pStyle w:val="Heading1"/>
@@ -807,7 +960,7 @@
         <w:t xml:space="preserve">3. Entra PIM Architecture</w:t>
       </w:r>
     </w:p>
-    <w:bookmarkStart w:id="27" w:name="core-concepts-eligible-vs.-active"/>
+    <w:bookmarkStart w:id="29" w:name="core-concepts-eligible-vs.-active"/>
     <w:p>
       <w:pPr>
         <w:pStyle w:val="Heading2"/>
@@ -868,8 +1021,8 @@
         <w:t xml:space="preserve">The operational difference is decisive: an eligible assignment is worthless to an attacker who has compromised the user’s session but not completed the activation ceremony. An active assignment is immediately exploitable.</w:t>
       </w:r>
     </w:p>
-    <w:bookmarkEnd w:id="27"/>
-    <w:bookmarkStart w:id="32" w:name="pim-activation-flow"/>
+    <w:bookmarkEnd w:id="29"/>
+    <w:bookmarkStart w:id="34" w:name="pim-activation-flow"/>
     <w:p>
       <w:pPr>
         <w:pStyle w:val="Heading2"/>
@@ -891,7 +1044,7 @@
       <w:tr>
         <w:tc>
           <w:tcPr/>
-          <w:bookmarkStart w:id="31" w:name="fig-pam02"/>
+          <w:bookmarkStart w:id="33" w:name="fig-pam02"/>
           <w:p>
             <w:pPr>
               <w:pStyle w:val="Compact"/>
@@ -902,18 +1055,18 @@
                 <wp:inline>
                   <wp:extent cx="5334000" cy="1641230"/>
                   <wp:effectExtent b="0" l="0" r="0" t="0"/>
-                  <wp:docPr descr="" title="" id="29" name="Picture"/>
+                  <wp:docPr descr="" title="" id="31" name="Picture"/>
                   <a:graphic>
                     <a:graphicData uri="http://schemas.openxmlformats.org/drawingml/2006/picture">
                       <pic:pic>
                         <pic:nvPicPr>
-                          <pic:cNvPr descr="figs/pam-fig-02-pim-activation-flow.png" id="30" name="Picture"/>
+                          <pic:cNvPr descr="figs/pam-fig-02-pim-activation-flow.png" id="32" name="Picture"/>
                           <pic:cNvPicPr>
                             <a:picLocks noChangeArrowheads="1" noChangeAspect="1"/>
                           </pic:cNvPicPr>
                         </pic:nvPicPr>
                         <pic:blipFill>
-                          <a:blip r:embed="rId28"/>
+                          <a:blip r:embed="rId30"/>
                           <a:stretch>
                             <a:fillRect/>
                           </a:stretch>
@@ -953,7 +1106,7 @@
               <w:t xml:space="preserve">Figure 2: PIM activation flow: request — MFA — approval — time-limited role — audit showing all steps and the resulting audit trail</w:t>
             </w:r>
           </w:p>
-          <w:bookmarkEnd w:id="31"/>
+          <w:bookmarkEnd w:id="33"/>
         </w:tc>
       </w:tr>
     </w:tbl>
@@ -1090,8 +1243,8 @@
         <w:t xml:space="preserve">category. These entries are structured and queryable in Microsoft Sentinel (Defender for Cloud via the Entra connector) and in Log Analytics.</w:t>
       </w:r>
     </w:p>
-    <w:bookmarkEnd w:id="32"/>
-    <w:bookmarkStart w:id="33" w:name="roles-to-protect-with-pim"/>
+    <w:bookmarkEnd w:id="34"/>
+    <w:bookmarkStart w:id="35" w:name="roles-to-protect-with-pim"/>
     <w:p>
       <w:pPr>
         <w:pStyle w:val="Heading2"/>
@@ -1456,8 +1609,8 @@
         <w:t xml:space="preserve">Service principals (managed identities, automation accounts) may retain active assignments for the minimum scope their function requires. Human accounts may not retain active assignments for any role in this table.</w:t>
       </w:r>
     </w:p>
-    <w:bookmarkEnd w:id="33"/>
-    <w:bookmarkStart w:id="34" w:name="X1b30f54ca0534d3ba40be7a4a3ff85534611b13"/>
+    <w:bookmarkEnd w:id="35"/>
+    <w:bookmarkStart w:id="36" w:name="X1b30f54ca0534d3ba40be7a4a3ff85534611b13"/>
     <w:p>
       <w:pPr>
         <w:pStyle w:val="Heading2"/>
@@ -4186,8 +4339,8 @@
         <w:t xml:space="preserve"># Global Administrator</w:t>
       </w:r>
     </w:p>
-    <w:bookmarkEnd w:id="34"/>
-    <w:bookmarkStart w:id="37" w:name="pim-policy-configuration"/>
+    <w:bookmarkEnd w:id="36"/>
+    <w:bookmarkStart w:id="39" w:name="pim-policy-configuration"/>
     <w:p>
       <w:pPr>
         <w:pStyle w:val="Heading2"/>
@@ -5555,18 +5708,18 @@
                 <wp:inline>
                   <wp:extent cx="152400" cy="152400"/>
                   <wp:effectExtent b="0" l="0" r="0" t="0"/>
-                  <wp:docPr descr="" title="" id="35" name="Picture"/>
+                  <wp:docPr descr="" title="" id="37" name="Picture"/>
                   <a:graphic>
                     <a:graphicData uri="http://schemas.openxmlformats.org/drawingml/2006/picture">
                       <pic:pic>
                         <pic:nvPicPr>
-                          <pic:cNvPr descr="/opt/quarto/share/formats/docx/note.png" id="36" name="Picture"/>
+                          <pic:cNvPr descr="/opt/quarto/share/formats/docx/note.png" id="38" name="Picture"/>
                           <pic:cNvPicPr>
                             <a:picLocks noChangeArrowheads="1" noChangeAspect="1"/>
                           </pic:cNvPicPr>
                         </pic:nvPicPr>
                         <pic:blipFill>
-                          <a:blip r:embed="rId12"/>
+                          <a:blip r:embed="rId15"/>
                           <a:stretch>
                             <a:fillRect/>
                           </a:stretch>
@@ -5640,9 +5793,9 @@
         </w:tc>
       </w:tr>
     </w:tbl>
-    <w:bookmarkEnd w:id="37"/>
-    <w:bookmarkEnd w:id="38"/>
-    <w:bookmarkStart w:id="49" w:name="just-in-time-server-access"/>
+    <w:bookmarkEnd w:id="39"/>
+    <w:bookmarkEnd w:id="40"/>
+    <w:bookmarkStart w:id="51" w:name="just-in-time-server-access"/>
     <w:p>
       <w:pPr>
         <w:pStyle w:val="Heading1"/>
@@ -5651,7 +5804,7 @@
         <w:t xml:space="preserve">4. Just-in-Time Server Access</w:t>
       </w:r>
     </w:p>
-    <w:bookmarkStart w:id="39" w:name="the-standing-local-administrator-problem"/>
+    <w:bookmarkStart w:id="41" w:name="the-standing-local-administrator-problem"/>
     <w:p>
       <w:pPr>
         <w:pStyle w:val="Heading2"/>
@@ -5692,8 +5845,8 @@
         <w:t xml:space="preserve">assignment for the Virtual Machine Administrator Login role, requests activation, satisfies MFA and justification, and receives a time-limited OS-level credential. The standing local Administrator is disabled.</w:t>
       </w:r>
     </w:p>
-    <w:bookmarkEnd w:id="39"/>
-    <w:bookmarkStart w:id="44" w:name="arc-jit-ssh-and-rdp-architecture"/>
+    <w:bookmarkEnd w:id="41"/>
+    <w:bookmarkStart w:id="46" w:name="arc-jit-ssh-and-rdp-architecture"/>
     <w:p>
       <w:pPr>
         <w:pStyle w:val="Heading2"/>
@@ -5881,7 +6034,7 @@
       <w:tr>
         <w:tc>
           <w:tcPr/>
-          <w:bookmarkStart w:id="43" w:name="fig-pam03"/>
+          <w:bookmarkStart w:id="45" w:name="fig-pam03"/>
           <w:p>
             <w:pPr>
               <w:pStyle w:val="Compact"/>
@@ -5892,18 +6045,18 @@
                 <wp:inline>
                   <wp:extent cx="5334000" cy="2051538"/>
                   <wp:effectExtent b="0" l="0" r="0" t="0"/>
-                  <wp:docPr descr="" title="" id="41" name="Picture"/>
+                  <wp:docPr descr="" title="" id="43" name="Picture"/>
                   <a:graphic>
                     <a:graphicData uri="http://schemas.openxmlformats.org/drawingml/2006/picture">
                       <pic:pic>
                         <pic:nvPicPr>
-                          <pic:cNvPr descr="figs/pam-fig-03-paw-trust-model.png" id="42" name="Picture"/>
+                          <pic:cNvPr descr="figs/pam-fig-03-paw-trust-model.png" id="44" name="Picture"/>
                           <pic:cNvPicPr>
                             <a:picLocks noChangeArrowheads="1" noChangeAspect="1"/>
                           </pic:cNvPicPr>
                         </pic:nvPicPr>
                         <pic:blipFill>
-                          <a:blip r:embed="rId40"/>
+                          <a:blip r:embed="rId42"/>
                           <a:stretch>
                             <a:fillRect/>
                           </a:stretch>
@@ -5943,12 +6096,12 @@
               <w:t xml:space="preserve">Figure 3: PAW trust model showing standard user device vs. PAW device vs. admin target with network paths and trust assertions at each boundary</w:t>
             </w:r>
           </w:p>
-          <w:bookmarkEnd w:id="43"/>
+          <w:bookmarkEnd w:id="45"/>
         </w:tc>
       </w:tr>
     </w:tbl>
-    <w:bookmarkEnd w:id="44"/>
-    <w:bookmarkStart w:id="45" w:name="configuring-jit-access-via-arc"/>
+    <w:bookmarkEnd w:id="46"/>
+    <w:bookmarkStart w:id="47" w:name="configuring-jit-access-via-arc"/>
     <w:p>
       <w:pPr>
         <w:pStyle w:val="Heading2"/>
@@ -8290,8 +8443,8 @@
         <w:t xml:space="preserve">Invoke-AzConnectedMachineRunCommand @runCommandParams</w:t>
       </w:r>
     </w:p>
-    <w:bookmarkEnd w:id="45"/>
-    <w:bookmarkStart w:id="48" w:name="jit-session-flow-for-operators"/>
+    <w:bookmarkEnd w:id="47"/>
+    <w:bookmarkStart w:id="50" w:name="jit-session-flow-for-operators"/>
     <w:p>
       <w:pPr>
         <w:pStyle w:val="Heading2"/>
@@ -8521,18 +8674,18 @@
                 <wp:inline>
                   <wp:extent cx="152400" cy="152400"/>
                   <wp:effectExtent b="0" l="0" r="0" t="0"/>
-                  <wp:docPr descr="" title="" id="46" name="Picture"/>
+                  <wp:docPr descr="" title="" id="48" name="Picture"/>
                   <a:graphic>
                     <a:graphicData uri="http://schemas.openxmlformats.org/drawingml/2006/picture">
                       <pic:pic>
                         <pic:nvPicPr>
-                          <pic:cNvPr descr="/opt/quarto/share/formats/docx/note.png" id="47" name="Picture"/>
+                          <pic:cNvPr descr="/opt/quarto/share/formats/docx/note.png" id="49" name="Picture"/>
                           <pic:cNvPicPr>
                             <a:picLocks noChangeArrowheads="1" noChangeAspect="1"/>
                           </pic:cNvPicPr>
                         </pic:nvPicPr>
                         <pic:blipFill>
-                          <a:blip r:embed="rId12"/>
+                          <a:blip r:embed="rId15"/>
                           <a:stretch>
                             <a:fillRect/>
                           </a:stretch>
@@ -8606,9 +8759,9 @@
         </w:tc>
       </w:tr>
     </w:tbl>
-    <w:bookmarkEnd w:id="48"/>
-    <w:bookmarkEnd w:id="49"/>
-    <w:bookmarkStart w:id="57" w:name="privileged-access-workstation-baseline"/>
+    <w:bookmarkEnd w:id="50"/>
+    <w:bookmarkEnd w:id="51"/>
+    <w:bookmarkStart w:id="59" w:name="privileged-access-workstation-baseline"/>
     <w:p>
       <w:pPr>
         <w:pStyle w:val="Heading1"/>
@@ -8617,7 +8770,7 @@
         <w:t xml:space="preserve">5. Privileged Access Workstation Baseline</w:t>
       </w:r>
     </w:p>
-    <w:bookmarkStart w:id="50" w:name="what-a-paw-is"/>
+    <w:bookmarkStart w:id="52" w:name="what-a-paw-is"/>
     <w:p>
       <w:pPr>
         <w:pStyle w:val="Heading2"/>
@@ -8650,8 +8803,8 @@
         <w:t xml:space="preserve">This is the boundary between authentication-only security (what Parts 1–9 deliver) and device-bound security (what the PAW delivers): the device itself is an additional authentication factor for privileged actions.</w:t>
       </w:r>
     </w:p>
-    <w:bookmarkEnd w:id="50"/>
-    <w:bookmarkStart w:id="51" w:name="paw-hardware-and-os-baseline"/>
+    <w:bookmarkEnd w:id="52"/>
+    <w:bookmarkStart w:id="53" w:name="paw-hardware-and-os-baseline"/>
     <w:p>
       <w:pPr>
         <w:pStyle w:val="Heading2"/>
@@ -8728,8 +8881,8 @@
         <w:t xml:space="preserve">Intune-managed (MDM enrollment required for compliance policy enforcement)</w:t>
       </w:r>
     </w:p>
-    <w:bookmarkEnd w:id="51"/>
-    <w:bookmarkStart w:id="52" w:name="intune-compliance-policy-for-paw"/>
+    <w:bookmarkEnd w:id="53"/>
+    <w:bookmarkStart w:id="54" w:name="intune-compliance-policy-for-paw"/>
     <w:p>
       <w:pPr>
         <w:pStyle w:val="Heading2"/>
@@ -10083,8 +10236,8 @@
         <w:t xml:space="preserve">ForegroundColor Green</w:t>
       </w:r>
     </w:p>
-    <w:bookmarkEnd w:id="52"/>
-    <w:bookmarkStart w:id="53" w:name="X16338231460849f824d85b83ab0473a6b28c989"/>
+    <w:bookmarkEnd w:id="54"/>
+    <w:bookmarkStart w:id="55" w:name="X16338231460849f824d85b83ab0473a6b28c989"/>
     <w:p>
       <w:pPr>
         <w:pStyle w:val="Heading2"/>
@@ -10500,8 +10653,8 @@
         <w:t xml:space="preserve"># Expected array includes 1 (Credential Guard) and 2 (HVCI)</w:t>
       </w:r>
     </w:p>
-    <w:bookmarkEnd w:id="53"/>
-    <w:bookmarkStart w:id="56" w:name="X7aa69cd78fa781570850573d82ee56ee6944d87"/>
+    <w:bookmarkEnd w:id="55"/>
+    <w:bookmarkStart w:id="58" w:name="X7aa69cd78fa781570850573d82ee56ee6944d87"/>
     <w:p>
       <w:pPr>
         <w:pStyle w:val="Heading2"/>
@@ -11758,18 +11911,18 @@
                 <wp:inline>
                   <wp:extent cx="152400" cy="152400"/>
                   <wp:effectExtent b="0" l="0" r="0" t="0"/>
-                  <wp:docPr descr="" title="" id="54" name="Picture"/>
+                  <wp:docPr descr="" title="" id="56" name="Picture"/>
                   <a:graphic>
                     <a:graphicData uri="http://schemas.openxmlformats.org/drawingml/2006/picture">
                       <pic:pic>
                         <pic:nvPicPr>
-                          <pic:cNvPr descr="/opt/quarto/share/formats/docx/important.png" id="55" name="Picture"/>
+                          <pic:cNvPr descr="/opt/quarto/share/formats/docx/important.png" id="57" name="Picture"/>
                           <pic:cNvPicPr>
                             <a:picLocks noChangeArrowheads="1" noChangeAspect="1"/>
                           </pic:cNvPicPr>
                         </pic:nvPicPr>
                         <pic:blipFill>
-                          <a:blip r:embed="rId9"/>
+                          <a:blip r:embed="rId12"/>
                           <a:stretch>
                             <a:fillRect/>
                           </a:stretch>
@@ -11870,9 +12023,9 @@
         </w:tc>
       </w:tr>
     </w:tbl>
-    <w:bookmarkEnd w:id="56"/>
-    <w:bookmarkEnd w:id="57"/>
-    <w:bookmarkStart w:id="62" w:name="emergency-access-accounts"/>
+    <w:bookmarkEnd w:id="58"/>
+    <w:bookmarkEnd w:id="59"/>
+    <w:bookmarkStart w:id="64" w:name="emergency-access-accounts"/>
     <w:p>
       <w:pPr>
         <w:pStyle w:val="Heading1"/>
@@ -11881,7 +12034,7 @@
         <w:t xml:space="preserve">6. Emergency Access Accounts</w:t>
       </w:r>
     </w:p>
-    <w:bookmarkStart w:id="58" w:name="why-break-glass-must-exist"/>
+    <w:bookmarkStart w:id="60" w:name="why-break-glass-must-exist"/>
     <w:p>
       <w:pPr>
         <w:pStyle w:val="Heading2"/>
@@ -11906,8 +12059,8 @@
         <w:t xml:space="preserve">Break-glass accounts are the exception to all controls. They are not used in normal operations. They exist to restore access when the control plane that enforces access controls is itself unavailable.</w:t>
       </w:r>
     </w:p>
-    <w:bookmarkEnd w:id="58"/>
-    <w:bookmarkStart w:id="59" w:name="break-glass-account-design"/>
+    <w:bookmarkEnd w:id="60"/>
+    <w:bookmarkStart w:id="61" w:name="break-glass-account-design"/>
     <w:p>
       <w:pPr>
         <w:pStyle w:val="Heading2"/>
@@ -14134,8 +14287,8 @@
         <w:t xml:space="preserve">ForegroundColor Cyan</w:t>
       </w:r>
     </w:p>
-    <w:bookmarkEnd w:id="59"/>
-    <w:bookmarkStart w:id="60" w:name="break-glass-audit-alert"/>
+    <w:bookmarkEnd w:id="61"/>
+    <w:bookmarkStart w:id="62" w:name="break-glass-audit-alert"/>
     <w:p>
       <w:pPr>
         <w:pStyle w:val="Heading2"/>
@@ -15537,8 +15690,8 @@
         <w:t xml:space="preserve">ForegroundColor Green</w:t>
       </w:r>
     </w:p>
-    <w:bookmarkEnd w:id="60"/>
-    <w:bookmarkStart w:id="61" w:name="quarterly-break-glass-testing"/>
+    <w:bookmarkEnd w:id="62"/>
+    <w:bookmarkStart w:id="63" w:name="quarterly-break-glass-testing"/>
     <w:p>
       <w:pPr>
         <w:pStyle w:val="Heading2"/>
@@ -15643,9 +15796,9 @@
         <w:t xml:space="preserve">The test should trigger the Sentinel alert. Confirm the alert fires within 5 minutes. This validates both the account and the detection capability simultaneously.</w:t>
       </w:r>
     </w:p>
-    <w:bookmarkEnd w:id="61"/>
-    <w:bookmarkEnd w:id="62"/>
-    <w:bookmarkStart w:id="66" w:name="session-management-and-re-authentication"/>
+    <w:bookmarkEnd w:id="63"/>
+    <w:bookmarkEnd w:id="64"/>
+    <w:bookmarkStart w:id="68" w:name="session-management-and-re-authentication"/>
     <w:p>
       <w:pPr>
         <w:pStyle w:val="Heading1"/>
@@ -15654,7 +15807,7 @@
         <w:t xml:space="preserve">7. Session Management and Re-authentication</w:t>
       </w:r>
     </w:p>
-    <w:bookmarkStart w:id="63" w:name="ac-11-session-lock"/>
+    <w:bookmarkStart w:id="65" w:name="ac-11-session-lock"/>
     <w:p>
       <w:pPr>
         <w:pStyle w:val="Heading2"/>
@@ -16518,8 +16671,8 @@
         <w:t xml:space="preserve">ForegroundColor Green</w:t>
       </w:r>
     </w:p>
-    <w:bookmarkEnd w:id="63"/>
-    <w:bookmarkStart w:id="64" w:name="ac-12-session-termination"/>
+    <w:bookmarkEnd w:id="65"/>
+    <w:bookmarkStart w:id="66" w:name="ac-12-session-termination"/>
     <w:p>
       <w:pPr>
         <w:pStyle w:val="Heading2"/>
@@ -17607,8 +17760,8 @@
         <w:t xml:space="preserve">ForegroundColor Green</w:t>
       </w:r>
     </w:p>
-    <w:bookmarkEnd w:id="64"/>
-    <w:bookmarkStart w:id="65" w:name="X1ebcd31e033ee7617f4ae21a7d1d0dbdf8f8f25"/>
+    <w:bookmarkEnd w:id="66"/>
+    <w:bookmarkStart w:id="67" w:name="X1ebcd31e033ee7617f4ae21a7d1d0dbdf8f8f25"/>
     <w:p>
       <w:pPr>
         <w:pStyle w:val="Heading2"/>
@@ -18621,9 +18774,9 @@
         <w:t xml:space="preserve">in flight and requires fresh MFA. The user must complete MFA even if they completed it 30 minutes ago at login. This satisfies IA-11.</w:t>
       </w:r>
     </w:p>
-    <w:bookmarkEnd w:id="65"/>
-    <w:bookmarkEnd w:id="66"/>
-    <w:bookmarkStart w:id="75" w:name="nist-sp-800-53-rev-5-control-closure"/>
+    <w:bookmarkEnd w:id="67"/>
+    <w:bookmarkEnd w:id="68"/>
+    <w:bookmarkStart w:id="77" w:name="nist-sp-800-53-rev-5-control-closure"/>
     <w:p>
       <w:pPr>
         <w:pStyle w:val="Heading1"/>
@@ -18660,7 +18813,7 @@
       <w:r>
         <w:t xml:space="preserve"> </w:t>
       </w:r>
-      <w:hyperlink r:id="rId67">
+      <w:hyperlink r:id="rId69">
         <w:r>
           <w:rPr>
             <w:rStyle w:val="Hyperlink"/>
@@ -18690,7 +18843,7 @@
       <w:r>
         <w:t xml:space="preserve"> </w:t>
       </w:r>
-      <w:hyperlink r:id="rId68">
+      <w:hyperlink r:id="rId70">
         <w:r>
           <w:rPr>
             <w:rStyle w:val="Hyperlink"/>
@@ -18727,7 +18880,7 @@
       <w:tr>
         <w:tc>
           <w:tcPr/>
-          <w:bookmarkStart w:id="72" w:name="fig-pam04"/>
+          <w:bookmarkStart w:id="74" w:name="fig-pam04"/>
           <w:p>
             <w:pPr>
               <w:pStyle w:val="Compact"/>
@@ -18738,18 +18891,18 @@
                 <wp:inline>
                   <wp:extent cx="5334000" cy="2773680"/>
                   <wp:effectExtent b="0" l="0" r="0" t="0"/>
-                  <wp:docPr descr="" title="" id="70" name="Picture"/>
+                  <wp:docPr descr="" title="" id="72" name="Picture"/>
                   <a:graphic>
                     <a:graphicData uri="http://schemas.openxmlformats.org/drawingml/2006/picture">
                       <pic:pic>
                         <pic:nvPicPr>
-                          <pic:cNvPr descr="figs/pam-fig-04-nist-closure.png" id="71" name="Picture"/>
+                          <pic:cNvPr descr="figs/pam-fig-04-nist-closure.png" id="73" name="Picture"/>
                           <pic:cNvPicPr>
                             <a:picLocks noChangeArrowheads="1" noChangeAspect="1"/>
                           </pic:cNvPicPr>
                         </pic:nvPicPr>
                         <pic:blipFill>
-                          <a:blip r:embed="rId69"/>
+                          <a:blip r:embed="rId71"/>
                           <a:stretch>
                             <a:fillRect/>
                           </a:stretch>
@@ -18789,7 +18942,7 @@
               <w:t xml:space="preserve">Figure 4: NIST control closure for Part 10 PAM showing the before and after state for each AC and IA control addressed</w:t>
             </w:r>
           </w:p>
-          <w:bookmarkEnd w:id="72"/>
+          <w:bookmarkEnd w:id="74"/>
         </w:tc>
       </w:tr>
     </w:tbl>
@@ -19519,18 +19672,18 @@
                 <wp:inline>
                   <wp:extent cx="152400" cy="152400"/>
                   <wp:effectExtent b="0" l="0" r="0" t="0"/>
-                  <wp:docPr descr="" title="" id="73" name="Picture"/>
+                  <wp:docPr descr="" title="" id="75" name="Picture"/>
                   <a:graphic>
                     <a:graphicData uri="http://schemas.openxmlformats.org/drawingml/2006/picture">
                       <pic:pic>
                         <pic:nvPicPr>
-                          <pic:cNvPr descr="/opt/quarto/share/formats/docx/note.png" id="74" name="Picture"/>
+                          <pic:cNvPr descr="/opt/quarto/share/formats/docx/note.png" id="76" name="Picture"/>
                           <pic:cNvPicPr>
                             <a:picLocks noChangeArrowheads="1" noChangeAspect="1"/>
                           </pic:cNvPicPr>
                         </pic:nvPicPr>
                         <pic:blipFill>
-                          <a:blip r:embed="rId12"/>
+                          <a:blip r:embed="rId15"/>
                           <a:stretch>
                             <a:fillRect/>
                           </a:stretch>
@@ -19652,7 +19805,7 @@
         <w:t xml:space="preserve">Federal Application-Aware Networking — Part 10 of the series. Part 13 addresses audit log architecture and SIEM integration: structured log forwarding from Arc servers, SQL Server extended events, Entra ID sign-in logs, and PIM audit events into a centralized Log Analytics workspace with Sentinel analytics rules.</w:t>
       </w:r>
     </w:p>
-    <w:bookmarkEnd w:id="75"/>
+    <w:bookmarkEnd w:id="77"/>
     <w:sectPr>
       <w:footnotePr>
         <w:numRestart w:val="eachSect"/>

--- a/inbox/Application Aware Networking/Book_10_FedAAN_Privileged_Access_Management.docx
+++ b/inbox/Application Aware Networking/Book_10_FedAAN_Privileged_Access_Management.docx
@@ -20751,22 +20751,32 @@
   <w:style w:default="1" w:styleId="Table" w:type="table">
     <w:name w:val="Table"/>
     <w:basedOn w:val="TableNormal"/>
-    <w:semiHidden/>
-    <w:unhideWhenUsed/>
+    <w:uiPriority w:val="59"/>
     <w:qFormat/>
     <w:tblPr>
       <w:tblInd w:type="dxa" w:w="0"/>
+      <w:tblBorders>
+        <w:top w:color="0078D4" w:space="0" w:sz="12" w:val="single"/>
+        <w:bottom w:color="0078D4" w:space="0" w:sz="12" w:val="single"/>
+        <w:left w:val="nil"/>
+        <w:right w:val="nil"/>
+        <w:insideH w:color="D1D5DA" w:space="0" w:sz="4" w:val="single"/>
+        <w:insideV w:val="nil"/>
+      </w:tblBorders>
       <w:tblCellMar>
-        <w:top w:type="dxa" w:w="0"/>
+        <w:top w:type="dxa" w:w="80"/>
         <w:left w:type="dxa" w:w="108"/>
-        <w:bottom w:type="dxa" w:w="0"/>
+        <w:bottom w:type="dxa" w:w="80"/>
         <w:right w:type="dxa" w:w="108"/>
       </w:tblCellMar>
     </w:tblPr>
     <w:tblStylePr w:type="firstRow">
+      <w:rPr>
+        <w:b/>
+      </w:rPr>
       <w:tcPr>
         <w:tcBorders>
-          <w:bottom w:val="single"/>
+          <w:bottom w:color="0078D4" w:space="0" w:sz="8" w:val="single"/>
         </w:tcBorders>
         <w:vAlign w:val="bottom"/>
       </w:tcPr>
@@ -20827,6 +20837,29 @@
     <w:basedOn w:val="DefaultParagraphFont"/>
     <w:link w:val="BodyText"/>
   </w:style>
+  <w:style w:customStyle="1" w:styleId="SourceCode" w:type="paragraph">
+    <w:name w:val="Source Code"/>
+    <w:basedOn w:val="Normal"/>
+    <w:link w:val="VerbatimChar"/>
+    <w:pPr>
+      <w:pBdr>
+        <w:top w:color="D1D5DA" w:space="6" w:sz="6" w:val="single"/>
+        <w:left w:color="D1D5DA" w:space="6" w:sz="6" w:val="single"/>
+        <w:bottom w:color="D1D5DA" w:space="6" w:sz="6" w:val="single"/>
+        <w:right w:color="D1D5DA" w:space="6" w:sz="6" w:val="single"/>
+      </w:pBdr>
+      <w:shd w:fill="F6F8FA" w:val="clear"/>
+      <w:wordWrap w:val="off"/>
+      <w:spacing w:after="0" w:before="0" w:line="240" w:lineRule="auto"/>
+      <w:ind w:left="144" w:right="144"/>
+      <w:contextualSpacing/>
+    </w:pPr>
+    <w:rPr>
+      <w:rFonts w:ascii="Consolas" w:hAnsi="Consolas"/>
+      <w:color w:val="24292E"/>
+      <w:sz w:val="18"/>
+    </w:rPr>
+  </w:style>
   <w:style w:customStyle="1" w:styleId="VerbatimChar" w:type="character">
     <w:name w:val="Verbatim Char"/>
     <w:basedOn w:val="BodyTextChar"/>
@@ -20870,15 +20903,6 @@
       <w:bCs w:val="0"/>
       <w:color w:themeColor="accent1" w:themeShade="BF" w:val="365F91"/>
     </w:rPr>
-  </w:style>
-  <w:style w:type="paragraph" w:customStyle="1" w:styleId="SourceCode">
-    <w:name w:val="Source Code"/>
-    <w:basedOn w:val="Normal"/>
-    <w:link w:val="VerbatimChar"/>
-    <w:pPr>
-      <w:wordWrap w:val="off"/>
-      <w:shd w:val="clear" w:fill="f1f3f5"/>
-    </w:pPr>
   </w:style>
   <w:style w:type="character" w:customStyle="1" w:styleId="KeywordTok">
     <w:name w:val="KeywordTok"/>

--- a/inbox/Application Aware Networking/Book_10_FedAAN_Privileged_Access_Management.docx
+++ b/inbox/Application Aware Networking/Book_10_FedAAN_Privileged_Access_Management.docx
@@ -114,7 +114,7 @@
                     <a:graphicData uri="http://schemas.openxmlformats.org/drawingml/2006/picture">
                       <pic:pic>
                         <pic:nvPicPr>
-                          <pic:cNvPr descr="C:\Program Files\Quarto\share\formats\docx\warning.png" id="11" name="Picture"/>
+                          <pic:cNvPr descr="/opt/quarto/share/formats/docx/warning.png" id="11" name="Picture"/>
                           <pic:cNvPicPr>
                             <a:picLocks noChangeArrowheads="1" noChangeAspect="1"/>
                           </pic:cNvPicPr>
@@ -288,7 +288,7 @@
                     <a:graphicData uri="http://schemas.openxmlformats.org/drawingml/2006/picture">
                       <pic:pic>
                         <pic:nvPicPr>
-                          <pic:cNvPr descr="C:\Program Files\Quarto\share\formats\docx\important.png" id="14" name="Picture"/>
+                          <pic:cNvPr descr="/opt/quarto/share/formats/docx/important.png" id="14" name="Picture"/>
                           <pic:cNvPicPr>
                             <a:picLocks noChangeArrowheads="1" noChangeAspect="1"/>
                           </pic:cNvPicPr>
@@ -488,7 +488,7 @@
                     <a:graphicData uri="http://schemas.openxmlformats.org/drawingml/2006/picture">
                       <pic:pic>
                         <pic:nvPicPr>
-                          <pic:cNvPr descr="C:\Program Files\Quarto\share\formats\docx\note.png" id="17" name="Picture"/>
+                          <pic:cNvPr descr="/opt/quarto/share/formats/docx/note.png" id="17" name="Picture"/>
                           <pic:cNvPicPr>
                             <a:picLocks noChangeArrowheads="1" noChangeAspect="1"/>
                           </pic:cNvPicPr>
@@ -890,7 +890,7 @@
                     <a:graphicData uri="http://schemas.openxmlformats.org/drawingml/2006/picture">
                       <pic:pic>
                         <pic:nvPicPr>
-                          <pic:cNvPr descr="C:\Program Files\Quarto\share\formats\docx\warning.png" id="26" name="Picture"/>
+                          <pic:cNvPr descr="/opt/quarto/share/formats/docx/warning.png" id="26" name="Picture"/>
                           <pic:cNvPicPr>
                             <a:picLocks noChangeArrowheads="1" noChangeAspect="1"/>
                           </pic:cNvPicPr>
@@ -5813,7 +5813,7 @@
                     <a:graphicData uri="http://schemas.openxmlformats.org/drawingml/2006/picture">
                       <pic:pic>
                         <pic:nvPicPr>
-                          <pic:cNvPr descr="C:\Program Files\Quarto\share\formats\docx\note.png" id="42" name="Picture"/>
+                          <pic:cNvPr descr="/opt/quarto/share/formats/docx/note.png" id="42" name="Picture"/>
                           <pic:cNvPicPr>
                             <a:picLocks noChangeArrowheads="1" noChangeAspect="1"/>
                           </pic:cNvPicPr>
@@ -8779,7 +8779,7 @@
                     <a:graphicData uri="http://schemas.openxmlformats.org/drawingml/2006/picture">
                       <pic:pic>
                         <pic:nvPicPr>
-                          <pic:cNvPr descr="C:\Program Files\Quarto\share\formats\docx\note.png" id="53" name="Picture"/>
+                          <pic:cNvPr descr="/opt/quarto/share/formats/docx/note.png" id="53" name="Picture"/>
                           <pic:cNvPicPr>
                             <a:picLocks noChangeArrowheads="1" noChangeAspect="1"/>
                           </pic:cNvPicPr>
@@ -12016,7 +12016,7 @@
                     <a:graphicData uri="http://schemas.openxmlformats.org/drawingml/2006/picture">
                       <pic:pic>
                         <pic:nvPicPr>
-                          <pic:cNvPr descr="C:\Program Files\Quarto\share\formats\docx\important.png" id="61" name="Picture"/>
+                          <pic:cNvPr descr="/opt/quarto/share/formats/docx/important.png" id="61" name="Picture"/>
                           <pic:cNvPicPr>
                             <a:picLocks noChangeArrowheads="1" noChangeAspect="1"/>
                           </pic:cNvPicPr>
@@ -19935,7 +19935,7 @@
                     <a:graphicData uri="http://schemas.openxmlformats.org/drawingml/2006/picture">
                       <pic:pic>
                         <pic:nvPicPr>
-                          <pic:cNvPr descr="C:\Program Files\Quarto\share\formats\docx\note.png" id="88" name="Picture"/>
+                          <pic:cNvPr descr="/opt/quarto/share/formats/docx/note.png" id="88" name="Picture"/>
                           <pic:cNvPicPr>
                             <a:picLocks noChangeArrowheads="1" noChangeAspect="1"/>
                           </pic:cNvPicPr>
